--- a/작업일지/pulse_12회차.docx
+++ b/작업일지/pulse_12회차.docx
@@ -73,8 +73,17 @@
                 <w:rFonts w:hint="eastAsia"/>
                 <w:szCs w:val="20"/>
               </w:rPr>
-              <w:t>2022180007 노훈철</w:t>
-            </w:r>
+              <w:t xml:space="preserve">2022180007 </w:t>
+            </w:r>
+            <w:proofErr w:type="spellStart"/>
+            <w:r>
+              <w:rPr>
+                <w:rFonts w:hint="eastAsia"/>
+                <w:szCs w:val="20"/>
+              </w:rPr>
+              <w:t>노훈철</w:t>
+            </w:r>
+            <w:proofErr w:type="spellEnd"/>
             <w:r>
               <w:rPr>
                 <w:szCs w:val="20"/>
@@ -117,6 +126,7 @@
                 <w:sz w:val="22"/>
               </w:rPr>
             </w:pPr>
+            <w:proofErr w:type="spellStart"/>
             <w:r>
               <w:rPr>
                 <w:rFonts w:hint="eastAsia"/>
@@ -125,6 +135,7 @@
               </w:rPr>
               <w:t>팀명</w:t>
             </w:r>
+            <w:proofErr w:type="spellEnd"/>
           </w:p>
         </w:tc>
         <w:tc>
@@ -330,21 +341,59 @@
                 <w:strike/>
               </w:rPr>
             </w:pPr>
+            <w:proofErr w:type="spellStart"/>
             <w:r>
               <w:rPr>
                 <w:rFonts w:hint="eastAsia"/>
                 <w:b/>
                 <w:bCs/>
               </w:rPr>
-              <w:t xml:space="preserve">노훈철: </w:t>
-            </w:r>
+              <w:t>노훈철</w:t>
+            </w:r>
+            <w:proofErr w:type="spellEnd"/>
             <w:r>
               <w:rPr>
                 <w:rFonts w:hint="eastAsia"/>
                 <w:b/>
                 <w:bCs/>
               </w:rPr>
-              <w:t>GraphicsUnionVersion 과 SyncFPS 합치기 시도</w:t>
+              <w:t xml:space="preserve">: </w:t>
+            </w:r>
+            <w:proofErr w:type="spellStart"/>
+            <w:r>
+              <w:rPr>
+                <w:rFonts w:hint="eastAsia"/>
+                <w:b/>
+                <w:bCs/>
+              </w:rPr>
+              <w:t>GraphicsUnionVersion</w:t>
+            </w:r>
+            <w:proofErr w:type="spellEnd"/>
+            <w:r>
+              <w:rPr>
+                <w:rFonts w:hint="eastAsia"/>
+                <w:b/>
+                <w:bCs/>
+              </w:rPr>
+              <w:t xml:space="preserve"> 과 </w:t>
+            </w:r>
+            <w:proofErr w:type="spellStart"/>
+            <w:r>
+              <w:rPr>
+                <w:rFonts w:hint="eastAsia"/>
+                <w:b/>
+                <w:bCs/>
+              </w:rPr>
+              <w:t>SyncFPS</w:t>
+            </w:r>
+            <w:proofErr w:type="spellEnd"/>
+            <w:r>
+              <w:rPr>
+                <w:rFonts w:hint="eastAsia"/>
+                <w:b/>
+                <w:bCs/>
+              </w:rPr>
+              <w:t xml:space="preserve"> 합치기 시도</w:t>
             </w:r>
           </w:p>
           <w:p>
@@ -405,17 +454,9 @@
           <w:bCs/>
           <w:sz w:val="22"/>
         </w:rPr>
-        <w:t>(Client는 Release로 해주세요! 그렇지 않음 프레임레이트가 너무 떨어집니다.)</w:t>
-      </w:r>
-    </w:p>
-    <w:p>
-      <w:pPr>
-        <w:jc w:val="left"/>
-        <w:rPr>
-          <w:b/>
-          <w:bCs/>
-        </w:rPr>
-      </w:pPr>
+        <w:t xml:space="preserve">(Client는 Release로 해주세요! 그렇지 않음 </w:t>
+      </w:r>
+      <w:proofErr w:type="spellStart"/>
       <w:r>
         <w:rPr>
           <w:rFonts w:ascii="맑은 고딕" w:eastAsia="맑은 고딕" w:hAnsi="맑은 고딕" w:cs="맑은 고딕" w:hint="eastAsia"/>
@@ -423,15 +464,82 @@
           <w:bCs/>
           <w:sz w:val="22"/>
         </w:rPr>
-        <w:t xml:space="preserve">노훈철: </w:t>
-      </w:r>
+        <w:t>프레임레이트가</w:t>
+      </w:r>
+      <w:proofErr w:type="spellEnd"/>
+      <w:r>
+        <w:rPr>
+          <w:rFonts w:ascii="맑은 고딕" w:eastAsia="맑은 고딕" w:hAnsi="맑은 고딕" w:cs="맑은 고딕" w:hint="eastAsia"/>
+          <w:b/>
+          <w:bCs/>
+          <w:sz w:val="22"/>
+        </w:rPr>
+        <w:t xml:space="preserve"> 너무 떨어집니다.)</w:t>
+      </w:r>
+    </w:p>
+    <w:p>
+      <w:pPr>
+        <w:jc w:val="left"/>
+        <w:rPr>
+          <w:b/>
+          <w:bCs/>
+        </w:rPr>
+      </w:pPr>
+      <w:proofErr w:type="spellStart"/>
+      <w:r>
+        <w:rPr>
+          <w:rFonts w:ascii="맑은 고딕" w:eastAsia="맑은 고딕" w:hAnsi="맑은 고딕" w:cs="맑은 고딕" w:hint="eastAsia"/>
+          <w:b/>
+          <w:bCs/>
+          <w:sz w:val="22"/>
+        </w:rPr>
+        <w:t>노훈철</w:t>
+      </w:r>
+      <w:proofErr w:type="spellEnd"/>
+      <w:r>
+        <w:rPr>
+          <w:rFonts w:ascii="맑은 고딕" w:eastAsia="맑은 고딕" w:hAnsi="맑은 고딕" w:cs="맑은 고딕" w:hint="eastAsia"/>
+          <w:b/>
+          <w:bCs/>
+          <w:sz w:val="22"/>
+        </w:rPr>
+        <w:t xml:space="preserve">: </w:t>
+      </w:r>
+      <w:proofErr w:type="spellStart"/>
       <w:r>
         <w:rPr>
           <w:rFonts w:hint="eastAsia"/>
           <w:b/>
           <w:bCs/>
         </w:rPr>
-        <w:t>GraphicsUnionVersion 과 SyncFPS 합치기 시도</w:t>
+        <w:t>GraphicsUnionVersion</w:t>
+      </w:r>
+      <w:proofErr w:type="spellEnd"/>
+      <w:r>
+        <w:rPr>
+          <w:rFonts w:hint="eastAsia"/>
+          <w:b/>
+          <w:bCs/>
+        </w:rPr>
+        <w:t xml:space="preserve"> 과 </w:t>
+      </w:r>
+      <w:proofErr w:type="spellStart"/>
+      <w:r>
+        <w:rPr>
+          <w:rFonts w:hint="eastAsia"/>
+          <w:b/>
+          <w:bCs/>
+        </w:rPr>
+        <w:t>SyncFPS</w:t>
+      </w:r>
+      <w:proofErr w:type="spellEnd"/>
+      <w:r>
+        <w:rPr>
+          <w:rFonts w:hint="eastAsia"/>
+          <w:b/>
+          <w:bCs/>
+        </w:rPr>
+        <w:t xml:space="preserve"> 합치기 시도</w:t>
       </w:r>
     </w:p>
     <w:p>
@@ -470,65 +578,179 @@
           <w:sz w:val="22"/>
         </w:rPr>
       </w:pPr>
-      <w:r>
-        <w:rPr>
-          <w:sz w:val="22"/>
-        </w:rPr>
-        <w:t>상태머신 구축: 플레이어의 현재 상태(Idle, Move 등)를 관리하는 상태머신 로직 구현</w:t>
-      </w:r>
-    </w:p>
-    <w:p>
-      <w:pPr>
-        <w:rPr>
-          <w:rFonts w:hint="eastAsia"/>
-          <w:sz w:val="22"/>
-        </w:rPr>
-      </w:pPr>
-    </w:p>
-    <w:p>
-      <w:pPr>
-        <w:rPr>
-          <w:sz w:val="22"/>
-        </w:rPr>
-      </w:pPr>
-      <w:r>
-        <w:rPr>
-          <w:sz w:val="22"/>
-        </w:rPr>
-        <w:t>애니메이션 블렌딩(Blending) 적용: 상태 전환 시 자연스러운 모션을 위해 컴퓨트 셰이더(Compute Shader)를 활용한 애니메이션 블렌딩 시스템 연동.</w:t>
-      </w:r>
-    </w:p>
-    <w:p>
-      <w:pPr>
+      <w:proofErr w:type="spellStart"/>
+      <w:r>
+        <w:rPr>
+          <w:sz w:val="22"/>
+        </w:rPr>
+        <w:t>상태머신</w:t>
+      </w:r>
+      <w:proofErr w:type="spellEnd"/>
+      <w:r>
+        <w:rPr>
+          <w:sz w:val="22"/>
+        </w:rPr>
+        <w:t xml:space="preserve"> 구축: 플레이어의 현재 상태(Idle, Move 등)를 관리하는 </w:t>
+      </w:r>
+      <w:proofErr w:type="spellStart"/>
+      <w:r>
+        <w:rPr>
+          <w:sz w:val="22"/>
+        </w:rPr>
+        <w:t>상태머신</w:t>
+      </w:r>
+      <w:proofErr w:type="spellEnd"/>
+      <w:r>
+        <w:rPr>
+          <w:sz w:val="22"/>
+        </w:rPr>
+        <w:t xml:space="preserve"> 로직 구현</w:t>
+      </w:r>
+    </w:p>
+    <w:p>
+      <w:pPr>
+        <w:rPr>
+          <w:sz w:val="22"/>
+        </w:rPr>
+      </w:pPr>
+    </w:p>
+    <w:p>
+      <w:pPr>
+        <w:rPr>
+          <w:sz w:val="22"/>
+        </w:rPr>
+      </w:pPr>
+      <w:r>
+        <w:rPr>
+          <w:sz w:val="22"/>
+        </w:rPr>
+        <w:t xml:space="preserve">애니메이션 </w:t>
+      </w:r>
+      <w:proofErr w:type="spellStart"/>
+      <w:r>
+        <w:rPr>
+          <w:sz w:val="22"/>
+        </w:rPr>
+        <w:t>블렌딩</w:t>
+      </w:r>
+      <w:proofErr w:type="spellEnd"/>
+      <w:r>
+        <w:rPr>
+          <w:sz w:val="22"/>
+        </w:rPr>
+        <w:t xml:space="preserve">(Blending) 적용: 상태 전환 시 자연스러운 모션을 위해 </w:t>
+      </w:r>
+      <w:proofErr w:type="spellStart"/>
+      <w:r>
+        <w:rPr>
+          <w:sz w:val="22"/>
+        </w:rPr>
+        <w:t>컴퓨트</w:t>
+      </w:r>
+      <w:proofErr w:type="spellEnd"/>
+      <w:r>
+        <w:rPr>
+          <w:sz w:val="22"/>
+        </w:rPr>
+        <w:t xml:space="preserve"> </w:t>
+      </w:r>
+      <w:proofErr w:type="spellStart"/>
+      <w:r>
+        <w:rPr>
+          <w:sz w:val="22"/>
+        </w:rPr>
+        <w:t>셰이더</w:t>
+      </w:r>
+      <w:proofErr w:type="spellEnd"/>
+      <w:r>
+        <w:rPr>
+          <w:sz w:val="22"/>
+        </w:rPr>
+        <w:t xml:space="preserve">(Compute Shader)를 활용한 애니메이션 </w:t>
+      </w:r>
+      <w:proofErr w:type="spellStart"/>
+      <w:r>
+        <w:rPr>
+          <w:sz w:val="22"/>
+        </w:rPr>
+        <w:t>블렌딩</w:t>
+      </w:r>
+      <w:proofErr w:type="spellEnd"/>
+      <w:r>
+        <w:rPr>
+          <w:sz w:val="22"/>
+        </w:rPr>
+        <w:t xml:space="preserve"> 시스템 연동.</w:t>
+      </w:r>
+    </w:p>
+    <w:p>
+      <w:pPr>
+        <w:rPr>
+          <w:b/>
+          <w:bCs/>
+          <w:sz w:val="22"/>
+        </w:rPr>
+      </w:pPr>
+    </w:p>
+    <w:p>
+      <w:pPr>
+        <w:rPr>
+          <w:sz w:val="22"/>
+        </w:rPr>
+      </w:pPr>
+      <w:r>
+        <w:rPr>
+          <w:sz w:val="22"/>
+        </w:rPr>
+        <w:t xml:space="preserve">애니메이션 테이블 연동: </w:t>
+      </w:r>
+      <w:proofErr w:type="spellStart"/>
+      <w:r>
+        <w:rPr>
+          <w:sz w:val="22"/>
+        </w:rPr>
+        <w:t>HumanoidAnimationTable</w:t>
+      </w:r>
+      <w:proofErr w:type="spellEnd"/>
+      <w:r>
+        <w:rPr>
+          <w:sz w:val="22"/>
+        </w:rPr>
+        <w:t>을 참조하여 최대 4개의 애니메이션 슬롯에 대한 가중치(Weight) 및 재생 시간(Time) 계산 로직 적용.</w:t>
+      </w:r>
+    </w:p>
+    <w:p>
+      <w:pPr>
+        <w:rPr>
+          <w:b/>
+          <w:bCs/>
+          <w:sz w:val="22"/>
+        </w:rPr>
+      </w:pPr>
+    </w:p>
+    <w:p>
+      <w:pPr>
+        <w:rPr>
+          <w:sz w:val="18"/>
+          <w:szCs w:val="20"/>
+        </w:rPr>
+      </w:pPr>
+      <w:r>
         <w:rPr>
           <w:rFonts w:hint="eastAsia"/>
           <w:b/>
           <w:bCs/>
           <w:sz w:val="22"/>
         </w:rPr>
-      </w:pPr>
-    </w:p>
-    <w:p>
-      <w:pPr>
-        <w:rPr>
-          <w:sz w:val="22"/>
-        </w:rPr>
-      </w:pPr>
-      <w:r>
-        <w:rPr>
-          <w:sz w:val="22"/>
-        </w:rPr>
-        <w:t>애니메이션 테이블 연동: HumanoidAnimationTable을 참조하여 최대 4개의 애니메이션 슬롯에 대한 가중치(Weight) 및 재생 시간(Time) 계산 로직 적용.</w:t>
-      </w:r>
-    </w:p>
-    <w:p>
-      <w:pPr>
-        <w:rPr>
-          <w:b/>
-          <w:bCs/>
-          <w:sz w:val="22"/>
-        </w:rPr>
-      </w:pPr>
+        <w:t>진성준:</w:t>
+      </w:r>
+      <w:r>
+        <w:rPr>
+          <w:rFonts w:hint="eastAsia"/>
+          <w:sz w:val="22"/>
+        </w:rPr>
+        <w:t xml:space="preserve"> </w:t>
+      </w:r>
     </w:p>
     <w:p>
       <w:pPr>
@@ -539,30 +761,59 @@
       </w:pPr>
       <w:r>
         <w:rPr>
-          <w:rFonts w:hint="eastAsia"/>
-          <w:b/>
-          <w:bCs/>
-          <w:sz w:val="22"/>
-        </w:rPr>
-        <w:t>진성준:</w:t>
-      </w:r>
-      <w:r>
-        <w:rPr>
-          <w:rFonts w:hint="eastAsia"/>
-          <w:sz w:val="22"/>
-        </w:rPr>
-        <w:t xml:space="preserve"> </w:t>
-      </w:r>
-    </w:p>
-    <w:p>
-      <w:pPr>
-        <w:rPr>
           <w:sz w:val="18"/>
           <w:szCs w:val="20"/>
         </w:rPr>
-      </w:pPr>
-    </w:p>
-    <w:p/>
+        <w:drawing>
+          <wp:inline distT="0" distB="0" distL="0" distR="0" wp14:anchorId="34DBE2D0" wp14:editId="7DC7B2AA">
+            <wp:extent cx="3947198" cy="2832735"/>
+            <wp:effectExtent l="0" t="0" r="0" b="5715"/>
+            <wp:docPr id="745628332" name="그림 1"/>
+            <wp:cNvGraphicFramePr>
+              <a:graphicFrameLocks xmlns:a="http://schemas.openxmlformats.org/drawingml/2006/main" noChangeAspect="1"/>
+            </wp:cNvGraphicFramePr>
+            <a:graphic xmlns:a="http://schemas.openxmlformats.org/drawingml/2006/main">
+              <a:graphicData uri="http://schemas.openxmlformats.org/drawingml/2006/picture">
+                <pic:pic xmlns:pic="http://schemas.openxmlformats.org/drawingml/2006/picture">
+                  <pic:nvPicPr>
+                    <pic:cNvPr id="745628332" name=""/>
+                    <pic:cNvPicPr/>
+                  </pic:nvPicPr>
+                  <pic:blipFill>
+                    <a:blip r:embed="rId5"/>
+                    <a:stretch>
+                      <a:fillRect/>
+                    </a:stretch>
+                  </pic:blipFill>
+                  <pic:spPr>
+                    <a:xfrm>
+                      <a:off x="0" y="0"/>
+                      <a:ext cx="3949185" cy="2834161"/>
+                    </a:xfrm>
+                    <a:prstGeom prst="rect">
+                      <a:avLst/>
+                    </a:prstGeom>
+                  </pic:spPr>
+                </pic:pic>
+              </a:graphicData>
+            </a:graphic>
+          </wp:inline>
+        </w:drawing>
+      </w:r>
+    </w:p>
+    <w:p>
+      <w:pPr>
+        <w:rPr>
+          <w:rFonts w:hint="eastAsia"/>
+        </w:rPr>
+      </w:pPr>
+      <w:r>
+        <w:rPr>
+          <w:rFonts w:hint="eastAsia"/>
+        </w:rPr>
+        <w:t>포탈을 통한 같은 서버 내 존간 이동을 새로운 네트워크 구조에 적용.</w:t>
+      </w:r>
+    </w:p>
     <w:p>
       <w:pPr>
         <w:rPr>
@@ -803,8 +1054,17 @@
                 <w:rFonts w:hint="eastAsia"/>
                 <w:b/>
               </w:rPr>
-              <w:t>2026.. ~ 2026..</w:t>
-            </w:r>
+              <w:t xml:space="preserve">2026.. ~ </w:t>
+            </w:r>
+            <w:proofErr w:type="gramStart"/>
+            <w:r>
+              <w:rPr>
+                <w:rFonts w:hint="eastAsia"/>
+                <w:b/>
+              </w:rPr>
+              <w:t>2026..</w:t>
+            </w:r>
+            <w:proofErr w:type="gramEnd"/>
           </w:p>
         </w:tc>
       </w:tr>
@@ -1330,6 +1590,7 @@
   <w:style w:type="character" w:default="1" w:styleId="a0">
     <w:name w:val="Default Paragraph Font"/>
     <w:uiPriority w:val="1"/>
+    <w:semiHidden/>
     <w:unhideWhenUsed/>
   </w:style>
   <w:style w:type="table" w:default="1" w:styleId="a1">
